--- a/backend/secure-files/portfolios-docx/NMX-12.docx
+++ b/backend/secure-files/portfolios-docx/NMX-12.docx
@@ -1048,6 +1048,62 @@
         <w:t>NMX-12 estima el porcentaje de grasa y otros componentes de la composición corporal en adultos. Su rasgo distintivo, declarado en el propio libro, es el anclaje regional a Chile: la clasificación se referencia a INTA (Universidad de Chile) y MINSAL, con la OMS como referencia adoptada por MINSAL; se eliminaron explícitamente fuentes de USDA y del INS de Perú. Incluye hoja FUENTES con niveles de verificación. Pertenece a la Fase 1 (Motores).</w:t>
       </w:r>
     </w:p>
+    <w:p>
+      <w:pPr>
+        <w:keepNext/>
+        <w:spacing w:before="120" w:after="20"/>
+        <w:jc w:val="center"/>
+      </w:pPr>
+      <w:r>
+        <w:drawing>
+          <wp:inline xmlns:a="http://schemas.openxmlformats.org/drawingml/2006/main" xmlns:pic="http://schemas.openxmlformats.org/drawingml/2006/picture">
+            <wp:extent cx="5580000" cy="4311818"/>
+            <wp:docPr id="1" name="Picture 1"/>
+            <wp:cNvGraphicFramePr>
+              <a:graphicFrameLocks noChangeAspect="1"/>
+            </wp:cNvGraphicFramePr>
+            <a:graphic>
+              <a:graphicData uri="http://schemas.openxmlformats.org/drawingml/2006/picture">
+                <pic:pic>
+                  <pic:nvPicPr>
+                    <pic:cNvPr id="0" name="NMX-12_01_INICIO.png"/>
+                    <pic:cNvPicPr/>
+                  </pic:nvPicPr>
+                  <pic:blipFill>
+                    <a:blip r:embed="rId10"/>
+                    <a:stretch>
+                      <a:fillRect/>
+                    </a:stretch>
+                  </pic:blipFill>
+                  <pic:spPr>
+                    <a:xfrm>
+                      <a:off x="0" y="0"/>
+                      <a:ext cx="5580000" cy="4311818"/>
+                    </a:xfrm>
+                    <a:prstGeom prst="rect"/>
+                  </pic:spPr>
+                </pic:pic>
+              </a:graphicData>
+            </a:graphic>
+          </wp:inline>
+        </w:drawing>
+      </w:r>
+    </w:p>
+    <w:p>
+      <w:pPr>
+        <w:spacing w:before="0" w:after="160"/>
+        <w:jc w:val="center"/>
+      </w:pPr>
+      <w:r>
+        <w:rPr>
+          <w:rFonts w:ascii="Calibri" w:hAnsi="Calibri"/>
+          <w:b/>
+          <w:color w:val="45565E"/>
+          <w:sz w:val="17"/>
+        </w:rPr>
+        <w:t>Figura 1. Vista inicial (hoja INICIO).</w:t>
+      </w:r>
+    </w:p>
     <w:tbl>
       <w:tblPr>
         <w:tblW w:type="auto" w:w="0"/>
@@ -1956,6 +2012,62 @@
         <w:t>Peso, Talla, Medidas necesarias para la ecuación</w:t>
       </w:r>
     </w:p>
+    <w:p>
+      <w:pPr>
+        <w:keepNext/>
+        <w:spacing w:before="120" w:after="20"/>
+        <w:jc w:val="center"/>
+      </w:pPr>
+      <w:r>
+        <w:drawing>
+          <wp:inline xmlns:a="http://schemas.openxmlformats.org/drawingml/2006/main" xmlns:pic="http://schemas.openxmlformats.org/drawingml/2006/picture">
+            <wp:extent cx="5580000" cy="4311818"/>
+            <wp:docPr id="2" name="Picture 2"/>
+            <wp:cNvGraphicFramePr>
+              <a:graphicFrameLocks noChangeAspect="1"/>
+            </wp:cNvGraphicFramePr>
+            <a:graphic>
+              <a:graphicData uri="http://schemas.openxmlformats.org/drawingml/2006/picture">
+                <pic:pic>
+                  <pic:nvPicPr>
+                    <pic:cNvPr id="0" name="NMX-12_09_DATOS.png"/>
+                    <pic:cNvPicPr/>
+                  </pic:nvPicPr>
+                  <pic:blipFill>
+                    <a:blip r:embed="rId11"/>
+                    <a:stretch>
+                      <a:fillRect/>
+                    </a:stretch>
+                  </pic:blipFill>
+                  <pic:spPr>
+                    <a:xfrm>
+                      <a:off x="0" y="0"/>
+                      <a:ext cx="5580000" cy="4311818"/>
+                    </a:xfrm>
+                    <a:prstGeom prst="rect"/>
+                  </pic:spPr>
+                </pic:pic>
+              </a:graphicData>
+            </a:graphic>
+          </wp:inline>
+        </w:drawing>
+      </w:r>
+    </w:p>
+    <w:p>
+      <w:pPr>
+        <w:spacing w:before="0" w:after="160"/>
+        <w:jc w:val="center"/>
+      </w:pPr>
+      <w:r>
+        <w:rPr>
+          <w:rFonts w:ascii="Calibri" w:hAnsi="Calibri"/>
+          <w:b/>
+          <w:color w:val="45565E"/>
+          <w:sz w:val="17"/>
+        </w:rPr>
+        <w:t>Figura 2. Pantalla de ingreso de datos.</w:t>
+      </w:r>
+    </w:p>
     <w:tbl>
       <w:tblPr>
         <w:tblW w:type="auto" w:w="0"/>
@@ -2303,6 +2415,62 @@
         </w:tc>
       </w:tr>
     </w:tbl>
+    <w:p>
+      <w:pPr>
+        <w:keepNext/>
+        <w:spacing w:before="120" w:after="20"/>
+        <w:jc w:val="center"/>
+      </w:pPr>
+      <w:r>
+        <w:drawing>
+          <wp:inline xmlns:a="http://schemas.openxmlformats.org/drawingml/2006/main" xmlns:pic="http://schemas.openxmlformats.org/drawingml/2006/picture">
+            <wp:extent cx="5580000" cy="4311818"/>
+            <wp:docPr id="3" name="Picture 3"/>
+            <wp:cNvGraphicFramePr>
+              <a:graphicFrameLocks noChangeAspect="1"/>
+            </wp:cNvGraphicFramePr>
+            <a:graphic>
+              <a:graphicData uri="http://schemas.openxmlformats.org/drawingml/2006/picture">
+                <pic:pic>
+                  <pic:nvPicPr>
+                    <pic:cNvPr id="0" name="NMX-12_05_RESULTADOS_01.png"/>
+                    <pic:cNvPicPr/>
+                  </pic:nvPicPr>
+                  <pic:blipFill>
+                    <a:blip r:embed="rId12"/>
+                    <a:stretch>
+                      <a:fillRect/>
+                    </a:stretch>
+                  </pic:blipFill>
+                  <pic:spPr>
+                    <a:xfrm>
+                      <a:off x="0" y="0"/>
+                      <a:ext cx="5580000" cy="4311818"/>
+                    </a:xfrm>
+                    <a:prstGeom prst="rect"/>
+                  </pic:spPr>
+                </pic:pic>
+              </a:graphicData>
+            </a:graphic>
+          </wp:inline>
+        </w:drawing>
+      </w:r>
+    </w:p>
+    <w:p>
+      <w:pPr>
+        <w:spacing w:before="0" w:after="160"/>
+        <w:jc w:val="center"/>
+      </w:pPr>
+      <w:r>
+        <w:rPr>
+          <w:rFonts w:ascii="Calibri" w:hAnsi="Calibri"/>
+          <w:b/>
+          <w:color w:val="45565E"/>
+          <w:sz w:val="17"/>
+        </w:rPr>
+        <w:t>Figura 3. Visualización de resultados.</w:t>
+      </w:r>
+    </w:p>
     <w:tbl>
       <w:tblPr>
         <w:tblW w:type="auto" w:w="0"/>
@@ -2873,6 +3041,62 @@
         </w:tc>
       </w:tr>
     </w:tbl>
+    <w:p>
+      <w:pPr>
+        <w:keepNext/>
+        <w:spacing w:before="120" w:after="20"/>
+        <w:jc w:val="center"/>
+      </w:pPr>
+      <w:r>
+        <w:drawing>
+          <wp:inline xmlns:a="http://schemas.openxmlformats.org/drawingml/2006/main" xmlns:pic="http://schemas.openxmlformats.org/drawingml/2006/picture">
+            <wp:extent cx="5580000" cy="4311818"/>
+            <wp:docPr id="4" name="Picture 4"/>
+            <wp:cNvGraphicFramePr>
+              <a:graphicFrameLocks noChangeAspect="1"/>
+            </wp:cNvGraphicFramePr>
+            <a:graphic>
+              <a:graphicData uri="http://schemas.openxmlformats.org/drawingml/2006/picture">
+                <pic:pic>
+                  <pic:nvPicPr>
+                    <pic:cNvPr id="0" name="NMX-12_08_FUENTES.png"/>
+                    <pic:cNvPicPr/>
+                  </pic:nvPicPr>
+                  <pic:blipFill>
+                    <a:blip r:embed="rId13"/>
+                    <a:stretch>
+                      <a:fillRect/>
+                    </a:stretch>
+                  </pic:blipFill>
+                  <pic:spPr>
+                    <a:xfrm>
+                      <a:off x="0" y="0"/>
+                      <a:ext cx="5580000" cy="4311818"/>
+                    </a:xfrm>
+                    <a:prstGeom prst="rect"/>
+                  </pic:spPr>
+                </pic:pic>
+              </a:graphicData>
+            </a:graphic>
+          </wp:inline>
+        </w:drawing>
+      </w:r>
+    </w:p>
+    <w:p>
+      <w:pPr>
+        <w:spacing w:before="0" w:after="160"/>
+        <w:jc w:val="center"/>
+      </w:pPr>
+      <w:r>
+        <w:rPr>
+          <w:rFonts w:ascii="Calibri" w:hAnsi="Calibri"/>
+          <w:b/>
+          <w:color w:val="45565E"/>
+          <w:sz w:val="17"/>
+        </w:rPr>
+        <w:t>Figura 4. Fuentes y trazabilidad.</w:t>
+      </w:r>
+    </w:p>
     <w:tbl>
       <w:tblPr>
         <w:tblW w:type="auto" w:w="0"/>
@@ -3311,32 +3535,73 @@
     </w:p>
     <w:p>
       <w:pPr>
-        <w:spacing w:before="40" w:after="40" w:line="276" w:lineRule="auto"/>
+        <w:keepNext/>
+        <w:spacing w:before="120" w:after="20"/>
+        <w:jc w:val="center"/>
+      </w:pPr>
+      <w:r>
+        <w:drawing>
+          <wp:inline xmlns:a="http://schemas.openxmlformats.org/drawingml/2006/main" xmlns:pic="http://schemas.openxmlformats.org/drawingml/2006/picture">
+            <wp:extent cx="5580000" cy="4311818"/>
+            <wp:docPr id="5" name="Picture 5"/>
+            <wp:cNvGraphicFramePr>
+              <a:graphicFrameLocks noChangeAspect="1"/>
+            </wp:cNvGraphicFramePr>
+            <a:graphic>
+              <a:graphicData uri="http://schemas.openxmlformats.org/drawingml/2006/picture">
+                <pic:pic>
+                  <pic:nvPicPr>
+                    <pic:cNvPr id="0" name="NMX-12_05_RESULTADOS_02.png"/>
+                    <pic:cNvPicPr/>
+                  </pic:nvPicPr>
+                  <pic:blipFill>
+                    <a:blip r:embed="rId14"/>
+                    <a:stretch>
+                      <a:fillRect/>
+                    </a:stretch>
+                  </pic:blipFill>
+                  <pic:spPr>
+                    <a:xfrm>
+                      <a:off x="0" y="0"/>
+                      <a:ext cx="5580000" cy="4311818"/>
+                    </a:xfrm>
+                    <a:prstGeom prst="rect"/>
+                  </pic:spPr>
+                </pic:pic>
+              </a:graphicData>
+            </a:graphic>
+          </wp:inline>
+        </w:drawing>
+      </w:r>
+    </w:p>
+    <w:p>
+      <w:pPr>
+        <w:spacing w:before="0" w:after="160"/>
+        <w:jc w:val="center"/>
       </w:pPr>
       <w:r>
         <w:rPr>
           <w:rFonts w:ascii="Calibri" w:hAnsi="Calibri"/>
           <w:b/>
-          <w:i w:val="0"/>
-          <w:color w:val="C08A2B"/>
-          <w:sz w:val="20"/>
+          <w:color w:val="45565E"/>
+          <w:sz w:val="17"/>
         </w:rPr>
-        <w:t>CAPTURA_NO_GENERADA_POR_LIMITACIÓN_DEL_ENTORNO.</w:t>
+        <w:t>Figura 5. Visualización de resultados.</w:t>
       </w:r>
     </w:p>
     <w:p>
       <w:pPr>
-        <w:spacing w:before="40" w:after="80" w:line="276" w:lineRule="auto"/>
+        <w:spacing w:after="120"/>
+        <w:jc w:val="center"/>
       </w:pPr>
       <w:r>
         <w:rPr>
           <w:rFonts w:ascii="Calibri" w:hAnsi="Calibri"/>
-          <w:b w:val="0"/>
-          <w:i w:val="0"/>
+          <w:i/>
           <w:color w:val="45565E"/>
-          <w:sz w:val="19"/>
+          <w:sz w:val="15"/>
         </w:rPr>
-        <w:t>El entorno de generación de este portafolio no renderiza de forma fiel el archivo XLSX original, por lo que no se incluyen capturas simuladas. Las hojas reales del libro pueden abrirse en Microsoft Excel según la compatibilidad indicada.</w:t>
+        <w:t>Captura real del archivo Excel NUTRIMETRÍA correspondiente al producto.</w:t>
       </w:r>
     </w:p>
     <w:tbl>
